--- a/docs/NEED2DONE_LAUNCH/03_BANKING_&_PAYMENT_GATEWAY/Razorpay_KYC_&_Compliance_Checklist.docx
+++ b/docs/NEED2DONE_LAUNCH/03_BANKING_&_PAYMENT_GATEWAY/Razorpay_KYC_&_Compliance_Checklist.docx
@@ -12,7 +12,7 @@
           <w:color w:val="022B5E"/>
           <w:sz w:val="36"/>
         </w:rPr>
-        <w:t>Razorpay &amp; Payment Gateway KYC Checklist</w:t>
+        <w:t>Need2Done — Payment Gateway KYC &amp; Banking Compliance Checklist</w:t>
       </w:r>
     </w:p>
     <w:p>
@@ -31,13 +31,29 @@
           <w:color w:val="1E293B"/>
           <w:sz w:val="21"/>
         </w:rPr>
-        <w:t>Need2Done Live Payment Integration Requirements</w:t>
+        <w:t>Payment Gateway Aggregators:</w:t>
       </w:r>
       <w:r>
         <w:rPr>
           <w:color w:val="1E293B"/>
           <w:sz w:val="21"/>
         </w:rPr>
+        <w:t xml:space="preserve"> Razorpay / PayU / Cashfree / PhonePe Payment Gateway </w:t>
+      </w:r>
+      <w:r>
+        <w:rPr>
+          <w:b/>
+          <w:color w:val="1E293B"/>
+          <w:sz w:val="21"/>
+        </w:rPr>
+        <w:t>Merchant Operating Model:</w:t>
+      </w:r>
+      <w:r>
+        <w:rPr>
+          <w:color w:val="1E293B"/>
+          <w:sz w:val="21"/>
+        </w:rPr>
+        <w:t xml:space="preserve"> Hyperlocal E-Commerce Intermediary &amp; Technology Platform</w:t>
       </w:r>
     </w:p>
     <w:p>
@@ -61,7 +77,7 @@
           <w:color w:val="022B5E"/>
           <w:sz w:val="28"/>
         </w:rPr>
-        <w:t>1. Razorpay Live Account Onboarding Requirements</w:t>
+        <w:t>1. Razorpay / Payment Gateway Mandatory URL Submission</w:t>
       </w:r>
     </w:p>
     <w:p>
@@ -73,20 +89,1100 @@
           <w:color w:val="1E293B"/>
           <w:sz w:val="21"/>
         </w:rPr>
-        <w:t>To enable live credit/debit card, UPI, and Netbanking payments on Need2Done:</w:t>
+        <w:t>Payment aggregators require live, working legal links on your website before activating live payment collections:</w:t>
+      </w:r>
+    </w:p>
+    <w:tbl>
+      <w:tblPr>
+        <w:tblW w:type="auto" w:w="0"/>
+        <w:jc w:val="center"/>
+        <w:tblLayout w:type="autofit"/>
+        <w:tblLook w:firstColumn="1" w:firstRow="1" w:lastColumn="0" w:lastRow="0" w:noHBand="0" w:noVBand="1" w:val="04A0"/>
+      </w:tblPr>
+      <w:tblGrid>
+        <w:gridCol w:w="2484"/>
+        <w:gridCol w:w="2484"/>
+        <w:gridCol w:w="2484"/>
+        <w:gridCol w:w="2484"/>
+      </w:tblGrid>
+      <w:tr>
+        <w:tc>
+          <w:tcPr>
+            <w:tcW w:type="dxa" w:w="2484"/>
+            <w:shd w:fill="022B5E"/>
+            <w:tcMar>
+              <w:top w:w="140" w:type="dxa"/>
+              <w:bottom w:w="140" w:type="dxa"/>
+              <w:left w:w="140" w:type="dxa"/>
+              <w:right w:w="140" w:type="dxa"/>
+            </w:tcMar>
+          </w:tcPr>
+          <w:p>
+            <w:pPr>
+              <w:spacing w:after="40" w:before="40"/>
+            </w:pPr>
+            <w:r>
+              <w:rPr>
+                <w:b/>
+              </w:rPr>
+            </w:r>
+            <w:r>
+              <w:rPr>
+                <w:color w:val="FFFFFF"/>
+                <w:sz w:val="19"/>
+              </w:rPr>
+              <w:t>#</w:t>
+            </w:r>
+          </w:p>
+        </w:tc>
+        <w:tc>
+          <w:tcPr>
+            <w:tcW w:type="dxa" w:w="2484"/>
+            <w:shd w:fill="022B5E"/>
+            <w:tcMar>
+              <w:top w:w="140" w:type="dxa"/>
+              <w:bottom w:w="140" w:type="dxa"/>
+              <w:left w:w="140" w:type="dxa"/>
+              <w:right w:w="140" w:type="dxa"/>
+            </w:tcMar>
+          </w:tcPr>
+          <w:p>
+            <w:pPr>
+              <w:spacing w:after="40" w:before="40"/>
+            </w:pPr>
+            <w:r>
+              <w:rPr>
+                <w:b/>
+              </w:rPr>
+            </w:r>
+            <w:r>
+              <w:rPr>
+                <w:color w:val="FFFFFF"/>
+                <w:sz w:val="19"/>
+              </w:rPr>
+              <w:t>Required Compliance Page</w:t>
+            </w:r>
+          </w:p>
+        </w:tc>
+        <w:tc>
+          <w:tcPr>
+            <w:tcW w:type="dxa" w:w="2484"/>
+            <w:shd w:fill="022B5E"/>
+            <w:tcMar>
+              <w:top w:w="140" w:type="dxa"/>
+              <w:bottom w:w="140" w:type="dxa"/>
+              <w:left w:w="140" w:type="dxa"/>
+              <w:right w:w="140" w:type="dxa"/>
+            </w:tcMar>
+          </w:tcPr>
+          <w:p>
+            <w:pPr>
+              <w:spacing w:after="40" w:before="40"/>
+            </w:pPr>
+            <w:r>
+              <w:rPr>
+                <w:b/>
+              </w:rPr>
+            </w:r>
+            <w:r>
+              <w:rPr>
+                <w:color w:val="FFFFFF"/>
+                <w:sz w:val="19"/>
+              </w:rPr>
+              <w:t>Live URL on Need2Done</w:t>
+            </w:r>
+          </w:p>
+        </w:tc>
+        <w:tc>
+          <w:tcPr>
+            <w:tcW w:type="dxa" w:w="2484"/>
+            <w:shd w:fill="022B5E"/>
+            <w:tcMar>
+              <w:top w:w="140" w:type="dxa"/>
+              <w:bottom w:w="140" w:type="dxa"/>
+              <w:left w:w="140" w:type="dxa"/>
+              <w:right w:w="140" w:type="dxa"/>
+            </w:tcMar>
+          </w:tcPr>
+          <w:p>
+            <w:pPr>
+              <w:spacing w:after="40" w:before="40"/>
+            </w:pPr>
+            <w:r>
+              <w:rPr>
+                <w:b/>
+              </w:rPr>
+            </w:r>
+            <w:r>
+              <w:rPr>
+                <w:color w:val="FFFFFF"/>
+                <w:sz w:val="19"/>
+              </w:rPr>
+              <w:t>Status</w:t>
+            </w:r>
+          </w:p>
+        </w:tc>
+      </w:tr>
+      <w:tr>
+        <w:tc>
+          <w:tcPr>
+            <w:tcW w:type="dxa" w:w="2484"/>
+            <w:shd w:fill="F8FAFC"/>
+            <w:tcMar>
+              <w:top w:w="100" w:type="dxa"/>
+              <w:bottom w:w="100" w:type="dxa"/>
+              <w:left w:w="140" w:type="dxa"/>
+              <w:right w:w="140" w:type="dxa"/>
+            </w:tcMar>
+          </w:tcPr>
+          <w:p>
+            <w:pPr>
+              <w:spacing w:after="40" w:before="40"/>
+            </w:pPr>
+            <w:r/>
+            <w:r>
+              <w:rPr>
+                <w:color w:val="1E293B"/>
+                <w:sz w:val="18"/>
+              </w:rPr>
+              <w:t>1</w:t>
+            </w:r>
+          </w:p>
+        </w:tc>
+        <w:tc>
+          <w:tcPr>
+            <w:tcW w:type="dxa" w:w="2484"/>
+            <w:shd w:fill="F8FAFC"/>
+            <w:tcMar>
+              <w:top w:w="100" w:type="dxa"/>
+              <w:bottom w:w="100" w:type="dxa"/>
+              <w:left w:w="140" w:type="dxa"/>
+              <w:right w:w="140" w:type="dxa"/>
+            </w:tcMar>
+          </w:tcPr>
+          <w:p>
+            <w:pPr>
+              <w:spacing w:after="40" w:before="40"/>
+            </w:pPr>
+            <w:r/>
+            <w:r>
+              <w:rPr>
+                <w:color w:val="1E293B"/>
+                <w:sz w:val="18"/>
+              </w:rPr>
+            </w:r>
+            <w:r>
+              <w:rPr>
+                <w:b/>
+                <w:color w:val="1E293B"/>
+                <w:sz w:val="18"/>
+              </w:rPr>
+              <w:t>Terms and Conditions</w:t>
+            </w:r>
+            <w:r>
+              <w:rPr>
+                <w:color w:val="1E293B"/>
+                <w:sz w:val="18"/>
+              </w:rPr>
+            </w:r>
+          </w:p>
+        </w:tc>
+        <w:tc>
+          <w:tcPr>
+            <w:tcW w:type="dxa" w:w="2484"/>
+            <w:shd w:fill="F8FAFC"/>
+            <w:tcMar>
+              <w:top w:w="100" w:type="dxa"/>
+              <w:bottom w:w="100" w:type="dxa"/>
+              <w:left w:w="140" w:type="dxa"/>
+              <w:right w:w="140" w:type="dxa"/>
+            </w:tcMar>
+          </w:tcPr>
+          <w:p>
+            <w:pPr>
+              <w:spacing w:after="40" w:before="40"/>
+            </w:pPr>
+            <w:r/>
+            <w:r>
+              <w:rPr>
+                <w:rFonts w:ascii="Consolas" w:hAnsi="Consolas"/>
+                <w:color w:val="1E293B"/>
+                <w:sz w:val="18"/>
+              </w:rPr>
+              <w:t>https://need2done.in/home-services/info/terms</w:t>
+            </w:r>
+          </w:p>
+        </w:tc>
+        <w:tc>
+          <w:tcPr>
+            <w:tcW w:type="dxa" w:w="2484"/>
+            <w:shd w:fill="F8FAFC"/>
+            <w:tcMar>
+              <w:top w:w="100" w:type="dxa"/>
+              <w:bottom w:w="100" w:type="dxa"/>
+              <w:left w:w="140" w:type="dxa"/>
+              <w:right w:w="140" w:type="dxa"/>
+            </w:tcMar>
+          </w:tcPr>
+          <w:p>
+            <w:pPr>
+              <w:spacing w:after="40" w:before="40"/>
+            </w:pPr>
+            <w:r/>
+            <w:r>
+              <w:rPr>
+                <w:color w:val="1E293B"/>
+                <w:sz w:val="18"/>
+              </w:rPr>
+              <w:t>Mandatory</w:t>
+            </w:r>
+          </w:p>
+        </w:tc>
+      </w:tr>
+      <w:tr>
+        <w:tc>
+          <w:tcPr>
+            <w:tcW w:type="dxa" w:w="2484"/>
+            <w:shd w:fill="FFFFFF"/>
+            <w:tcMar>
+              <w:top w:w="100" w:type="dxa"/>
+              <w:bottom w:w="100" w:type="dxa"/>
+              <w:left w:w="140" w:type="dxa"/>
+              <w:right w:w="140" w:type="dxa"/>
+            </w:tcMar>
+          </w:tcPr>
+          <w:p>
+            <w:pPr>
+              <w:spacing w:after="40" w:before="40"/>
+            </w:pPr>
+            <w:r/>
+            <w:r>
+              <w:rPr>
+                <w:color w:val="1E293B"/>
+                <w:sz w:val="18"/>
+              </w:rPr>
+              <w:t>2</w:t>
+            </w:r>
+          </w:p>
+        </w:tc>
+        <w:tc>
+          <w:tcPr>
+            <w:tcW w:type="dxa" w:w="2484"/>
+            <w:shd w:fill="FFFFFF"/>
+            <w:tcMar>
+              <w:top w:w="100" w:type="dxa"/>
+              <w:bottom w:w="100" w:type="dxa"/>
+              <w:left w:w="140" w:type="dxa"/>
+              <w:right w:w="140" w:type="dxa"/>
+            </w:tcMar>
+          </w:tcPr>
+          <w:p>
+            <w:pPr>
+              <w:spacing w:after="40" w:before="40"/>
+            </w:pPr>
+            <w:r/>
+            <w:r>
+              <w:rPr>
+                <w:color w:val="1E293B"/>
+                <w:sz w:val="18"/>
+              </w:rPr>
+            </w:r>
+            <w:r>
+              <w:rPr>
+                <w:b/>
+                <w:color w:val="1E293B"/>
+                <w:sz w:val="18"/>
+              </w:rPr>
+              <w:t>Privacy Policy</w:t>
+            </w:r>
+            <w:r>
+              <w:rPr>
+                <w:color w:val="1E293B"/>
+                <w:sz w:val="18"/>
+              </w:rPr>
+            </w:r>
+          </w:p>
+        </w:tc>
+        <w:tc>
+          <w:tcPr>
+            <w:tcW w:type="dxa" w:w="2484"/>
+            <w:shd w:fill="FFFFFF"/>
+            <w:tcMar>
+              <w:top w:w="100" w:type="dxa"/>
+              <w:bottom w:w="100" w:type="dxa"/>
+              <w:left w:w="140" w:type="dxa"/>
+              <w:right w:w="140" w:type="dxa"/>
+            </w:tcMar>
+          </w:tcPr>
+          <w:p>
+            <w:pPr>
+              <w:spacing w:after="40" w:before="40"/>
+            </w:pPr>
+            <w:r/>
+            <w:r>
+              <w:rPr>
+                <w:rFonts w:ascii="Consolas" w:hAnsi="Consolas"/>
+                <w:color w:val="1E293B"/>
+                <w:sz w:val="18"/>
+              </w:rPr>
+              <w:t>https://need2done.in/home-services/info/privacy</w:t>
+            </w:r>
+          </w:p>
+        </w:tc>
+        <w:tc>
+          <w:tcPr>
+            <w:tcW w:type="dxa" w:w="2484"/>
+            <w:shd w:fill="FFFFFF"/>
+            <w:tcMar>
+              <w:top w:w="100" w:type="dxa"/>
+              <w:bottom w:w="100" w:type="dxa"/>
+              <w:left w:w="140" w:type="dxa"/>
+              <w:right w:w="140" w:type="dxa"/>
+            </w:tcMar>
+          </w:tcPr>
+          <w:p>
+            <w:pPr>
+              <w:spacing w:after="40" w:before="40"/>
+            </w:pPr>
+            <w:r/>
+            <w:r>
+              <w:rPr>
+                <w:color w:val="1E293B"/>
+                <w:sz w:val="18"/>
+              </w:rPr>
+              <w:t>Mandatory</w:t>
+            </w:r>
+          </w:p>
+        </w:tc>
+      </w:tr>
+      <w:tr>
+        <w:tc>
+          <w:tcPr>
+            <w:tcW w:type="dxa" w:w="2484"/>
+            <w:shd w:fill="F8FAFC"/>
+            <w:tcMar>
+              <w:top w:w="100" w:type="dxa"/>
+              <w:bottom w:w="100" w:type="dxa"/>
+              <w:left w:w="140" w:type="dxa"/>
+              <w:right w:w="140" w:type="dxa"/>
+            </w:tcMar>
+          </w:tcPr>
+          <w:p>
+            <w:pPr>
+              <w:spacing w:after="40" w:before="40"/>
+            </w:pPr>
+            <w:r/>
+            <w:r>
+              <w:rPr>
+                <w:color w:val="1E293B"/>
+                <w:sz w:val="18"/>
+              </w:rPr>
+              <w:t>3</w:t>
+            </w:r>
+          </w:p>
+        </w:tc>
+        <w:tc>
+          <w:tcPr>
+            <w:tcW w:type="dxa" w:w="2484"/>
+            <w:shd w:fill="F8FAFC"/>
+            <w:tcMar>
+              <w:top w:w="100" w:type="dxa"/>
+              <w:bottom w:w="100" w:type="dxa"/>
+              <w:left w:w="140" w:type="dxa"/>
+              <w:right w:w="140" w:type="dxa"/>
+            </w:tcMar>
+          </w:tcPr>
+          <w:p>
+            <w:pPr>
+              <w:spacing w:after="40" w:before="40"/>
+            </w:pPr>
+            <w:r/>
+            <w:r>
+              <w:rPr>
+                <w:color w:val="1E293B"/>
+                <w:sz w:val="18"/>
+              </w:rPr>
+            </w:r>
+            <w:r>
+              <w:rPr>
+                <w:b/>
+                <w:color w:val="1E293B"/>
+                <w:sz w:val="18"/>
+              </w:rPr>
+              <w:t>Cancellation Policy</w:t>
+            </w:r>
+            <w:r>
+              <w:rPr>
+                <w:color w:val="1E293B"/>
+                <w:sz w:val="18"/>
+              </w:rPr>
+            </w:r>
+          </w:p>
+        </w:tc>
+        <w:tc>
+          <w:tcPr>
+            <w:tcW w:type="dxa" w:w="2484"/>
+            <w:shd w:fill="F8FAFC"/>
+            <w:tcMar>
+              <w:top w:w="100" w:type="dxa"/>
+              <w:bottom w:w="100" w:type="dxa"/>
+              <w:left w:w="140" w:type="dxa"/>
+              <w:right w:w="140" w:type="dxa"/>
+            </w:tcMar>
+          </w:tcPr>
+          <w:p>
+            <w:pPr>
+              <w:spacing w:after="40" w:before="40"/>
+            </w:pPr>
+            <w:r/>
+            <w:r>
+              <w:rPr>
+                <w:rFonts w:ascii="Consolas" w:hAnsi="Consolas"/>
+                <w:color w:val="1E293B"/>
+                <w:sz w:val="18"/>
+              </w:rPr>
+              <w:t>https://need2done.in/home-services/info/cancellation</w:t>
+            </w:r>
+          </w:p>
+        </w:tc>
+        <w:tc>
+          <w:tcPr>
+            <w:tcW w:type="dxa" w:w="2484"/>
+            <w:shd w:fill="F8FAFC"/>
+            <w:tcMar>
+              <w:top w:w="100" w:type="dxa"/>
+              <w:bottom w:w="100" w:type="dxa"/>
+              <w:left w:w="140" w:type="dxa"/>
+              <w:right w:w="140" w:type="dxa"/>
+            </w:tcMar>
+          </w:tcPr>
+          <w:p>
+            <w:pPr>
+              <w:spacing w:after="40" w:before="40"/>
+            </w:pPr>
+            <w:r/>
+            <w:r>
+              <w:rPr>
+                <w:color w:val="1E293B"/>
+                <w:sz w:val="18"/>
+              </w:rPr>
+              <w:t>Mandatory</w:t>
+            </w:r>
+          </w:p>
+        </w:tc>
+      </w:tr>
+      <w:tr>
+        <w:tc>
+          <w:tcPr>
+            <w:tcW w:type="dxa" w:w="2484"/>
+            <w:shd w:fill="FFFFFF"/>
+            <w:tcMar>
+              <w:top w:w="100" w:type="dxa"/>
+              <w:bottom w:w="100" w:type="dxa"/>
+              <w:left w:w="140" w:type="dxa"/>
+              <w:right w:w="140" w:type="dxa"/>
+            </w:tcMar>
+          </w:tcPr>
+          <w:p>
+            <w:pPr>
+              <w:spacing w:after="40" w:before="40"/>
+            </w:pPr>
+            <w:r/>
+            <w:r>
+              <w:rPr>
+                <w:color w:val="1E293B"/>
+                <w:sz w:val="18"/>
+              </w:rPr>
+              <w:t>4</w:t>
+            </w:r>
+          </w:p>
+        </w:tc>
+        <w:tc>
+          <w:tcPr>
+            <w:tcW w:type="dxa" w:w="2484"/>
+            <w:shd w:fill="FFFFFF"/>
+            <w:tcMar>
+              <w:top w:w="100" w:type="dxa"/>
+              <w:bottom w:w="100" w:type="dxa"/>
+              <w:left w:w="140" w:type="dxa"/>
+              <w:right w:w="140" w:type="dxa"/>
+            </w:tcMar>
+          </w:tcPr>
+          <w:p>
+            <w:pPr>
+              <w:spacing w:after="40" w:before="40"/>
+            </w:pPr>
+            <w:r/>
+            <w:r>
+              <w:rPr>
+                <w:color w:val="1E293B"/>
+                <w:sz w:val="18"/>
+              </w:rPr>
+            </w:r>
+            <w:r>
+              <w:rPr>
+                <w:b/>
+                <w:color w:val="1E293B"/>
+                <w:sz w:val="18"/>
+              </w:rPr>
+              <w:t>Refund Policy</w:t>
+            </w:r>
+            <w:r>
+              <w:rPr>
+                <w:color w:val="1E293B"/>
+                <w:sz w:val="18"/>
+              </w:rPr>
+            </w:r>
+          </w:p>
+        </w:tc>
+        <w:tc>
+          <w:tcPr>
+            <w:tcW w:type="dxa" w:w="2484"/>
+            <w:shd w:fill="FFFFFF"/>
+            <w:tcMar>
+              <w:top w:w="100" w:type="dxa"/>
+              <w:bottom w:w="100" w:type="dxa"/>
+              <w:left w:w="140" w:type="dxa"/>
+              <w:right w:w="140" w:type="dxa"/>
+            </w:tcMar>
+          </w:tcPr>
+          <w:p>
+            <w:pPr>
+              <w:spacing w:after="40" w:before="40"/>
+            </w:pPr>
+            <w:r/>
+            <w:r>
+              <w:rPr>
+                <w:rFonts w:ascii="Consolas" w:hAnsi="Consolas"/>
+                <w:color w:val="1E293B"/>
+                <w:sz w:val="18"/>
+              </w:rPr>
+              <w:t>https://need2done.in/home-services/info/refund</w:t>
+            </w:r>
+          </w:p>
+        </w:tc>
+        <w:tc>
+          <w:tcPr>
+            <w:tcW w:type="dxa" w:w="2484"/>
+            <w:shd w:fill="FFFFFF"/>
+            <w:tcMar>
+              <w:top w:w="100" w:type="dxa"/>
+              <w:bottom w:w="100" w:type="dxa"/>
+              <w:left w:w="140" w:type="dxa"/>
+              <w:right w:w="140" w:type="dxa"/>
+            </w:tcMar>
+          </w:tcPr>
+          <w:p>
+            <w:pPr>
+              <w:spacing w:after="40" w:before="40"/>
+            </w:pPr>
+            <w:r/>
+            <w:r>
+              <w:rPr>
+                <w:color w:val="1E293B"/>
+                <w:sz w:val="18"/>
+              </w:rPr>
+              <w:t>Mandatory</w:t>
+            </w:r>
+          </w:p>
+        </w:tc>
+      </w:tr>
+      <w:tr>
+        <w:tc>
+          <w:tcPr>
+            <w:tcW w:type="dxa" w:w="2484"/>
+            <w:shd w:fill="F8FAFC"/>
+            <w:tcMar>
+              <w:top w:w="100" w:type="dxa"/>
+              <w:bottom w:w="100" w:type="dxa"/>
+              <w:left w:w="140" w:type="dxa"/>
+              <w:right w:w="140" w:type="dxa"/>
+            </w:tcMar>
+          </w:tcPr>
+          <w:p>
+            <w:pPr>
+              <w:spacing w:after="40" w:before="40"/>
+            </w:pPr>
+            <w:r/>
+            <w:r>
+              <w:rPr>
+                <w:color w:val="1E293B"/>
+                <w:sz w:val="18"/>
+              </w:rPr>
+              <w:t>5</w:t>
+            </w:r>
+          </w:p>
+        </w:tc>
+        <w:tc>
+          <w:tcPr>
+            <w:tcW w:type="dxa" w:w="2484"/>
+            <w:shd w:fill="F8FAFC"/>
+            <w:tcMar>
+              <w:top w:w="100" w:type="dxa"/>
+              <w:bottom w:w="100" w:type="dxa"/>
+              <w:left w:w="140" w:type="dxa"/>
+              <w:right w:w="140" w:type="dxa"/>
+            </w:tcMar>
+          </w:tcPr>
+          <w:p>
+            <w:pPr>
+              <w:spacing w:after="40" w:before="40"/>
+            </w:pPr>
+            <w:r/>
+            <w:r>
+              <w:rPr>
+                <w:color w:val="1E293B"/>
+                <w:sz w:val="18"/>
+              </w:rPr>
+            </w:r>
+            <w:r>
+              <w:rPr>
+                <w:b/>
+                <w:color w:val="1E293B"/>
+                <w:sz w:val="18"/>
+              </w:rPr>
+              <w:t>Contact Us &amp; Support</w:t>
+            </w:r>
+            <w:r>
+              <w:rPr>
+                <w:color w:val="1E293B"/>
+                <w:sz w:val="18"/>
+              </w:rPr>
+            </w:r>
+          </w:p>
+        </w:tc>
+        <w:tc>
+          <w:tcPr>
+            <w:tcW w:type="dxa" w:w="2484"/>
+            <w:shd w:fill="F8FAFC"/>
+            <w:tcMar>
+              <w:top w:w="100" w:type="dxa"/>
+              <w:bottom w:w="100" w:type="dxa"/>
+              <w:left w:w="140" w:type="dxa"/>
+              <w:right w:w="140" w:type="dxa"/>
+            </w:tcMar>
+          </w:tcPr>
+          <w:p>
+            <w:pPr>
+              <w:spacing w:after="40" w:before="40"/>
+            </w:pPr>
+            <w:r/>
+            <w:r>
+              <w:rPr>
+                <w:rFonts w:ascii="Consolas" w:hAnsi="Consolas"/>
+                <w:color w:val="1E293B"/>
+                <w:sz w:val="18"/>
+              </w:rPr>
+              <w:t>https://need2done.in/home-services/info/contact</w:t>
+            </w:r>
+          </w:p>
+        </w:tc>
+        <w:tc>
+          <w:tcPr>
+            <w:tcW w:type="dxa" w:w="2484"/>
+            <w:shd w:fill="F8FAFC"/>
+            <w:tcMar>
+              <w:top w:w="100" w:type="dxa"/>
+              <w:bottom w:w="100" w:type="dxa"/>
+              <w:left w:w="140" w:type="dxa"/>
+              <w:right w:w="140" w:type="dxa"/>
+            </w:tcMar>
+          </w:tcPr>
+          <w:p>
+            <w:pPr>
+              <w:spacing w:after="40" w:before="40"/>
+            </w:pPr>
+            <w:r/>
+            <w:r>
+              <w:rPr>
+                <w:color w:val="1E293B"/>
+                <w:sz w:val="18"/>
+              </w:rPr>
+              <w:t>Mandatory</w:t>
+            </w:r>
+          </w:p>
+        </w:tc>
+      </w:tr>
+      <w:tr>
+        <w:tc>
+          <w:tcPr>
+            <w:tcW w:type="dxa" w:w="2484"/>
+            <w:shd w:fill="FFFFFF"/>
+            <w:tcMar>
+              <w:top w:w="100" w:type="dxa"/>
+              <w:bottom w:w="100" w:type="dxa"/>
+              <w:left w:w="140" w:type="dxa"/>
+              <w:right w:w="140" w:type="dxa"/>
+            </w:tcMar>
+          </w:tcPr>
+          <w:p>
+            <w:pPr>
+              <w:spacing w:after="40" w:before="40"/>
+            </w:pPr>
+            <w:r/>
+            <w:r>
+              <w:rPr>
+                <w:color w:val="1E293B"/>
+                <w:sz w:val="18"/>
+              </w:rPr>
+              <w:t>6</w:t>
+            </w:r>
+          </w:p>
+        </w:tc>
+        <w:tc>
+          <w:tcPr>
+            <w:tcW w:type="dxa" w:w="2484"/>
+            <w:shd w:fill="FFFFFF"/>
+            <w:tcMar>
+              <w:top w:w="100" w:type="dxa"/>
+              <w:bottom w:w="100" w:type="dxa"/>
+              <w:left w:w="140" w:type="dxa"/>
+              <w:right w:w="140" w:type="dxa"/>
+            </w:tcMar>
+          </w:tcPr>
+          <w:p>
+            <w:pPr>
+              <w:spacing w:after="40" w:before="40"/>
+            </w:pPr>
+            <w:r/>
+            <w:r>
+              <w:rPr>
+                <w:color w:val="1E293B"/>
+                <w:sz w:val="18"/>
+              </w:rPr>
+            </w:r>
+            <w:r>
+              <w:rPr>
+                <w:b/>
+                <w:color w:val="1E293B"/>
+                <w:sz w:val="18"/>
+              </w:rPr>
+              <w:t>About Us &amp; Service Catalog</w:t>
+            </w:r>
+            <w:r>
+              <w:rPr>
+                <w:color w:val="1E293B"/>
+                <w:sz w:val="18"/>
+              </w:rPr>
+            </w:r>
+          </w:p>
+        </w:tc>
+        <w:tc>
+          <w:tcPr>
+            <w:tcW w:type="dxa" w:w="2484"/>
+            <w:shd w:fill="FFFFFF"/>
+            <w:tcMar>
+              <w:top w:w="100" w:type="dxa"/>
+              <w:bottom w:w="100" w:type="dxa"/>
+              <w:left w:w="140" w:type="dxa"/>
+              <w:right w:w="140" w:type="dxa"/>
+            </w:tcMar>
+          </w:tcPr>
+          <w:p>
+            <w:pPr>
+              <w:spacing w:after="40" w:before="40"/>
+            </w:pPr>
+            <w:r/>
+            <w:r>
+              <w:rPr>
+                <w:rFonts w:ascii="Consolas" w:hAnsi="Consolas"/>
+                <w:color w:val="1E293B"/>
+                <w:sz w:val="18"/>
+              </w:rPr>
+              <w:t>https://need2done.in/home-services/</w:t>
+            </w:r>
+          </w:p>
+        </w:tc>
+        <w:tc>
+          <w:tcPr>
+            <w:tcW w:type="dxa" w:w="2484"/>
+            <w:shd w:fill="FFFFFF"/>
+            <w:tcMar>
+              <w:top w:w="100" w:type="dxa"/>
+              <w:bottom w:w="100" w:type="dxa"/>
+              <w:left w:w="140" w:type="dxa"/>
+              <w:right w:w="140" w:type="dxa"/>
+            </w:tcMar>
+          </w:tcPr>
+          <w:p>
+            <w:pPr>
+              <w:spacing w:after="40" w:before="40"/>
+            </w:pPr>
+            <w:r/>
+            <w:r>
+              <w:rPr>
+                <w:color w:val="1E293B"/>
+                <w:sz w:val="18"/>
+              </w:rPr>
+              <w:t>Mandatory</w:t>
+            </w:r>
+          </w:p>
+        </w:tc>
+      </w:tr>
+    </w:tbl>
+    <w:p/>
+    <w:p>
+      <w:pPr>
+        <w:spacing w:before="120" w:after="120"/>
+      </w:pPr>
+      <w:r>
+        <w:rPr>
+          <w:color w:val="E2E8F0"/>
+        </w:rPr>
+        <w:t>———————————————————————————————————————————————————————</w:t>
       </w:r>
     </w:p>
     <w:p>
       <w:pPr>
-        <w:spacing w:before="200" w:after="60"/>
+        <w:spacing w:before="240" w:after="80"/>
       </w:pPr>
       <w:r>
         <w:rPr>
           <w:b/>
-          <w:color w:val="FF7D00"/>
-          <w:sz w:val="24"/>
+          <w:color w:val="022B5E"/>
+          <w:sz w:val="28"/>
         </w:rPr>
-        <w:t>A. Business Documentation</w:t>
+        <w:t>2. Business Profile &amp; KYC Information for Gateway Onboarding</w:t>
+      </w:r>
+    </w:p>
+    <w:p>
+      <w:pPr>
+        <w:pStyle w:val="ListBullet"/>
+        <w:spacing w:after="60" w:line="276" w:lineRule="auto"/>
+      </w:pPr>
+      <w:r>
+        <w:rPr>
+          <w:color w:val="1E293B"/>
+          <w:sz w:val="21"/>
+        </w:rPr>
+      </w:r>
+      <w:r>
+        <w:rPr>
+          <w:b/>
+          <w:color w:val="1E293B"/>
+          <w:sz w:val="21"/>
+        </w:rPr>
+        <w:t>Legal Business Name:</w:t>
+      </w:r>
+      <w:r>
+        <w:rPr>
+          <w:color w:val="1E293B"/>
+          <w:sz w:val="21"/>
+        </w:rPr>
+        <w:t xml:space="preserve"> Need2Done *(or Need2Done Technologies)*</w:t>
+      </w:r>
+    </w:p>
+    <w:p>
+      <w:pPr>
+        <w:pStyle w:val="ListBullet"/>
+        <w:spacing w:after="60" w:line="276" w:lineRule="auto"/>
+      </w:pPr>
+      <w:r>
+        <w:rPr>
+          <w:color w:val="1E293B"/>
+          <w:sz w:val="21"/>
+        </w:rPr>
+      </w:r>
+      <w:r>
+        <w:rPr>
+          <w:b/>
+          <w:color w:val="1E293B"/>
+          <w:sz w:val="21"/>
+        </w:rPr>
+        <w:t>Billing Label / Descriptor:</w:t>
+      </w:r>
+      <w:r>
+        <w:rPr>
+          <w:color w:val="1E293B"/>
+          <w:sz w:val="21"/>
+        </w:rPr>
+        <w:t xml:space="preserve"> `NEED2DONE` *(appears on customer bank/UPI statements)*</w:t>
+      </w:r>
+    </w:p>
+    <w:p>
+      <w:pPr>
+        <w:pStyle w:val="ListBullet"/>
+        <w:spacing w:after="60" w:line="276" w:lineRule="auto"/>
+      </w:pPr>
+      <w:r>
+        <w:rPr>
+          <w:color w:val="1E293B"/>
+          <w:sz w:val="21"/>
+        </w:rPr>
+      </w:r>
+      <w:r>
+        <w:rPr>
+          <w:b/>
+          <w:color w:val="1E293B"/>
+          <w:sz w:val="21"/>
+        </w:rPr>
+        <w:t>Business Type:</w:t>
+      </w:r>
+      <w:r>
+        <w:rPr>
+          <w:color w:val="1E293B"/>
+          <w:sz w:val="21"/>
+        </w:rPr>
+        <w:t xml:space="preserve"> Sole Proprietorship *(or Partnership / Pvt Ltd as applicable)*</w:t>
+      </w:r>
+    </w:p>
+    <w:p>
+      <w:pPr>
+        <w:pStyle w:val="ListBullet"/>
+        <w:spacing w:after="60" w:line="276" w:lineRule="auto"/>
+      </w:pPr>
+      <w:r>
+        <w:rPr>
+          <w:color w:val="1E293B"/>
+          <w:sz w:val="21"/>
+        </w:rPr>
+      </w:r>
+      <w:r>
+        <w:rPr>
+          <w:b/>
+          <w:color w:val="1E293B"/>
+          <w:sz w:val="21"/>
+        </w:rPr>
+        <w:t>Category:</w:t>
+      </w:r>
+      <w:r>
+        <w:rPr>
+          <w:color w:val="1E293B"/>
+          <w:sz w:val="21"/>
+        </w:rPr>
+        <w:t xml:space="preserve"> `Services`</w:t>
+      </w:r>
+    </w:p>
+    <w:p>
+      <w:pPr>
+        <w:pStyle w:val="ListBullet"/>
+        <w:spacing w:after="60" w:line="276" w:lineRule="auto"/>
+      </w:pPr>
+      <w:r>
+        <w:rPr>
+          <w:color w:val="1E293B"/>
+          <w:sz w:val="21"/>
+        </w:rPr>
+      </w:r>
+      <w:r>
+        <w:rPr>
+          <w:b/>
+          <w:color w:val="1E293B"/>
+          <w:sz w:val="21"/>
+        </w:rPr>
+        <w:t>Sub-Category:</w:t>
+      </w:r>
+      <w:r>
+        <w:rPr>
+          <w:color w:val="1E293B"/>
+          <w:sz w:val="21"/>
+        </w:rPr>
+        <w:t xml:space="preserve"> `Facility Services / Cleaning &amp; Home Maintenance Services` or `Internet &amp; Information Services`</w:t>
+      </w:r>
+    </w:p>
+    <w:p>
+      <w:pPr>
+        <w:pStyle w:val="ListBullet"/>
+        <w:spacing w:after="60" w:line="276" w:lineRule="auto"/>
+      </w:pPr>
+      <w:r>
+        <w:rPr>
+          <w:color w:val="1E293B"/>
+          <w:sz w:val="21"/>
+        </w:rPr>
+      </w:r>
+      <w:r>
+        <w:rPr>
+          <w:b/>
+          <w:color w:val="1E293B"/>
+          <w:sz w:val="21"/>
+        </w:rPr>
+        <w:t>Operating Website:</w:t>
+      </w:r>
+      <w:r>
+        <w:rPr>
+          <w:color w:val="1E293B"/>
+          <w:sz w:val="21"/>
+        </w:rPr>
+        <w:t xml:space="preserve"> `https://need2done.in/home-services/`</w:t>
+      </w:r>
+    </w:p>
+    <w:p>
+      <w:pPr>
+        <w:pStyle w:val="ListBullet"/>
+        <w:spacing w:after="60" w:line="276" w:lineRule="auto"/>
+      </w:pPr>
+      <w:r>
+        <w:rPr>
+          <w:color w:val="1E293B"/>
+          <w:sz w:val="21"/>
+        </w:rPr>
+      </w:r>
+      <w:r>
+        <w:rPr>
+          <w:b/>
+          <w:color w:val="1E293B"/>
+          <w:sz w:val="21"/>
+        </w:rPr>
+        <w:t>Support Phone:</w:t>
+      </w:r>
+      <w:r>
+        <w:rPr>
+          <w:color w:val="1E293B"/>
+          <w:sz w:val="21"/>
+        </w:rPr>
+        <w:t xml:space="preserve"> `+91 7989862623`</w:t>
+      </w:r>
+    </w:p>
+    <w:p>
+      <w:pPr>
+        <w:pStyle w:val="ListBullet"/>
+        <w:spacing w:after="60" w:line="276" w:lineRule="auto"/>
+      </w:pPr>
+      <w:r>
+        <w:rPr>
+          <w:color w:val="1E293B"/>
+          <w:sz w:val="21"/>
+        </w:rPr>
+      </w:r>
+      <w:r>
+        <w:rPr>
+          <w:b/>
+          <w:color w:val="1E293B"/>
+          <w:sz w:val="21"/>
+        </w:rPr>
+        <w:t>Support Email:</w:t>
+      </w:r>
+      <w:r>
+        <w:rPr>
+          <w:color w:val="1E293B"/>
+          <w:sz w:val="21"/>
+        </w:rPr>
+        <w:t xml:space="preserve"> `support@need2done.in`</w:t>
+      </w:r>
+    </w:p>
+    <w:p>
+      <w:pPr>
+        <w:spacing w:before="120" w:after="120"/>
+      </w:pPr>
+      <w:r>
+        <w:rPr>
+          <w:color w:val="E2E8F0"/>
+        </w:rPr>
+        <w:t>———————————————————————————————————————————————————————</w:t>
+      </w:r>
+    </w:p>
+    <w:p>
+      <w:pPr>
+        <w:spacing w:before="240" w:after="80"/>
+      </w:pPr>
+      <w:r>
+        <w:rPr>
+          <w:b/>
+          <w:color w:val="022B5E"/>
+          <w:sz w:val="28"/>
+        </w:rPr>
+        <w:t>3. Bank Account &amp; Settlement Documents Required</w:t>
       </w:r>
     </w:p>
     <w:p>
@@ -106,7 +1202,20 @@
           <w:color w:val="1E293B"/>
           <w:sz w:val="21"/>
         </w:rPr>
-        <w:t>Certificate of Incorporation / Partnership Deed / MSME Certificate.</w:t>
+      </w:r>
+      <w:r>
+        <w:rPr>
+          <w:b/>
+          <w:color w:val="1E293B"/>
+          <w:sz w:val="21"/>
+        </w:rPr>
+        <w:t>PAN Card of Proprietor / Entity</w:t>
+      </w:r>
+      <w:r>
+        <w:rPr>
+          <w:color w:val="1E293B"/>
+          <w:sz w:val="21"/>
+        </w:rPr>
       </w:r>
     </w:p>
     <w:p>
@@ -126,7 +1235,20 @@
           <w:color w:val="1E293B"/>
           <w:sz w:val="21"/>
         </w:rPr>
-        <w:t>Company PAN Card.</w:t>
+      </w:r>
+      <w:r>
+        <w:rPr>
+          <w:b/>
+          <w:color w:val="1E293B"/>
+          <w:sz w:val="21"/>
+        </w:rPr>
+        <w:t>Aadhaar Card / Identity Proof</w:t>
+      </w:r>
+      <w:r>
+        <w:rPr>
+          <w:color w:val="1E293B"/>
+          <w:sz w:val="21"/>
+        </w:rPr>
       </w:r>
     </w:p>
     <w:p>
@@ -146,7 +1268,21 @@
           <w:color w:val="1E293B"/>
           <w:sz w:val="21"/>
         </w:rPr>
-        <w:t>Authorized Signatory PAN &amp; Aadhaar (e-KYC verified).</w:t>
+      </w:r>
+      <w:r>
+        <w:rPr>
+          <w:b/>
+          <w:color w:val="1E293B"/>
+          <w:sz w:val="21"/>
+        </w:rPr>
+        <w:t>Cancelled Cheque / Bank Statement</w:t>
+      </w:r>
+      <w:r>
+        <w:rPr>
+          <w:color w:val="1E293B"/>
+          <w:sz w:val="21"/>
+        </w:rPr>
+        <w:t xml:space="preserve"> displaying Account Name, Number &amp; IFSC code</w:t>
       </w:r>
     </w:p>
     <w:p>
@@ -166,32 +1302,21 @@
           <w:color w:val="1E293B"/>
           <w:sz w:val="21"/>
         </w:rPr>
-        <w:t>Bank Account Cancelled Cheque / Statement (matching legal entity name).</w:t>
       </w:r>
-    </w:p>
-    <w:p>
-      <w:pPr>
-        <w:spacing w:before="200" w:after="60"/>
-      </w:pPr>
       <w:r>
         <w:rPr>
           <w:b/>
-          <w:color w:val="FF7D00"/>
-          <w:sz w:val="24"/>
+          <w:color w:val="1E293B"/>
+          <w:sz w:val="21"/>
         </w:rPr>
-        <w:t>B. Mandatory Website / Application Compliance Links</w:t>
+        <w:t>GST Certificate / MSME Udyam Registration</w:t>
       </w:r>
-    </w:p>
-    <w:p>
-      <w:pPr>
-        <w:spacing w:after="120" w:line="276" w:lineRule="auto"/>
-      </w:pPr>
       <w:r>
         <w:rPr>
           <w:color w:val="1E293B"/>
           <w:sz w:val="21"/>
         </w:rPr>
-        <w:t>Razorpay compliance auditors require direct, public URLs on your website/app footer before activating live payments:</w:t>
+        <w:t xml:space="preserve"> as business proof</w:t>
       </w:r>
     </w:p>
     <w:p>
@@ -202,9 +1327,9 @@
       <w:r>
         <w:rPr>
           <w:b/>
-          <w:color w:val="10B981"/>
+          <w:color w:val="64748B"/>
         </w:rPr>
-        <w:t xml:space="preserve">[✓] </w:t>
+        <w:t xml:space="preserve">[  ] </w:t>
       </w:r>
       <w:r>
         <w:rPr>
@@ -218,177 +1343,7 @@
           <w:color w:val="1E293B"/>
           <w:sz w:val="21"/>
         </w:rPr>
-        <w:t>Terms &amp; Conditions:</w:t>
-      </w:r>
-      <w:r>
-        <w:rPr>
-          <w:color w:val="1E293B"/>
-          <w:sz w:val="21"/>
-        </w:rPr>
-        <w:t xml:space="preserve"> 01_Customer_Terms_and_Conditions.md</w:t>
-      </w:r>
-    </w:p>
-    <w:p>
-      <w:pPr>
-        <w:spacing w:after="60"/>
-        <w:ind w:left="360"/>
-      </w:pPr>
-      <w:r>
-        <w:rPr>
-          <w:b/>
-          <w:color w:val="10B981"/>
-        </w:rPr>
-        <w:t xml:space="preserve">[✓] </w:t>
-      </w:r>
-      <w:r>
-        <w:rPr>
-          <w:color w:val="1E293B"/>
-          <w:sz w:val="21"/>
-        </w:rPr>
-      </w:r>
-      <w:r>
-        <w:rPr>
-          <w:b/>
-          <w:color w:val="1E293B"/>
-          <w:sz w:val="21"/>
-        </w:rPr>
-        <w:t>Privacy Policy:</w:t>
-      </w:r>
-      <w:r>
-        <w:rPr>
-          <w:color w:val="1E293B"/>
-          <w:sz w:val="21"/>
-        </w:rPr>
-        <w:t xml:space="preserve"> 02_Privacy_Policy.md</w:t>
-      </w:r>
-    </w:p>
-    <w:p>
-      <w:pPr>
-        <w:spacing w:after="60"/>
-        <w:ind w:left="360"/>
-      </w:pPr>
-      <w:r>
-        <w:rPr>
-          <w:b/>
-          <w:color w:val="10B981"/>
-        </w:rPr>
-        <w:t xml:space="preserve">[✓] </w:t>
-      </w:r>
-      <w:r>
-        <w:rPr>
-          <w:color w:val="1E293B"/>
-          <w:sz w:val="21"/>
-        </w:rPr>
-      </w:r>
-      <w:r>
-        <w:rPr>
-          <w:b/>
-          <w:color w:val="1E293B"/>
-          <w:sz w:val="21"/>
-        </w:rPr>
-        <w:t>Cancellation Policy:</w:t>
-      </w:r>
-      <w:r>
-        <w:rPr>
-          <w:color w:val="1E293B"/>
-          <w:sz w:val="21"/>
-        </w:rPr>
-        <w:t xml:space="preserve"> 03_Cancellation_Policy.md</w:t>
-      </w:r>
-    </w:p>
-    <w:p>
-      <w:pPr>
-        <w:spacing w:after="60"/>
-        <w:ind w:left="360"/>
-      </w:pPr>
-      <w:r>
-        <w:rPr>
-          <w:b/>
-          <w:color w:val="10B981"/>
-        </w:rPr>
-        <w:t xml:space="preserve">[✓] </w:t>
-      </w:r>
-      <w:r>
-        <w:rPr>
-          <w:color w:val="1E293B"/>
-          <w:sz w:val="21"/>
-        </w:rPr>
-      </w:r>
-      <w:r>
-        <w:rPr>
-          <w:b/>
-          <w:color w:val="1E293B"/>
-          <w:sz w:val="21"/>
-        </w:rPr>
-        <w:t>Refund Policy:</w:t>
-      </w:r>
-      <w:r>
-        <w:rPr>
-          <w:color w:val="1E293B"/>
-          <w:sz w:val="21"/>
-        </w:rPr>
-        <w:t xml:space="preserve"> 04_Refund_Policy.md</w:t>
-      </w:r>
-    </w:p>
-    <w:p>
-      <w:pPr>
-        <w:spacing w:after="60"/>
-        <w:ind w:left="360"/>
-      </w:pPr>
-      <w:r>
-        <w:rPr>
-          <w:b/>
-          <w:color w:val="10B981"/>
-        </w:rPr>
-        <w:t xml:space="preserve">[✓] </w:t>
-      </w:r>
-      <w:r>
-        <w:rPr>
-          <w:color w:val="1E293B"/>
-          <w:sz w:val="21"/>
-        </w:rPr>
-      </w:r>
-      <w:r>
-        <w:rPr>
-          <w:b/>
-          <w:color w:val="1E293B"/>
-          <w:sz w:val="21"/>
-        </w:rPr>
-        <w:t>Contact Us &amp; Support Procedure:</w:t>
-      </w:r>
-      <w:r>
-        <w:rPr>
-          <w:color w:val="1E293B"/>
-          <w:sz w:val="21"/>
-        </w:rPr>
-        <w:t xml:space="preserve"> 09_Complaint_and_Support_Procedure.md</w:t>
-      </w:r>
-    </w:p>
-    <w:p>
-      <w:pPr>
-        <w:spacing w:after="60"/>
-        <w:ind w:left="360"/>
-      </w:pPr>
-      <w:r>
-        <w:rPr>
-          <w:b/>
-          <w:color w:val="10B981"/>
-        </w:rPr>
-        <w:t xml:space="preserve">[✓] </w:t>
-      </w:r>
-      <w:r>
-        <w:rPr>
-          <w:color w:val="1E293B"/>
-          <w:sz w:val="21"/>
-        </w:rPr>
-      </w:r>
-      <w:r>
-        <w:rPr>
-          <w:b/>
-          <w:color w:val="1E293B"/>
-          <w:sz w:val="21"/>
-        </w:rPr>
-        <w:t>Operating Address &amp; Grievance Contact</w:t>
+        <w:t>Address Proof of Business Operation</w:t>
       </w:r>
       <w:r>
         <w:rPr>

--- a/docs/NEED2DONE_LAUNCH/03_BANKING_&_PAYMENT_GATEWAY/Razorpay_KYC_&_Compliance_Checklist.docx
+++ b/docs/NEED2DONE_LAUNCH/03_BANKING_&_PAYMENT_GATEWAY/Razorpay_KYC_&_Compliance_Checklist.docx
@@ -1104,7 +1104,7 @@
           <w:color w:val="1E293B"/>
           <w:sz w:val="21"/>
         </w:rPr>
-        <w:t xml:space="preserve"> `https://need2done.in/home-services/`</w:t>
+        <w:t xml:space="preserve"> `https://need2done.in`</w:t>
       </w:r>
     </w:p>
     <w:p>
